--- a/ai_14/vitalii_karpinskyi/epic_1/epic_1_report_vitalii_karpinskyi.docx
+++ b/ai_14/vitalii_karpinskyi/epic_1/epic_1_report_vitalii_karpinskyi.docx
@@ -6406,32 +6406,17 @@
         <w:jc w:val="center"/>
       </w:pPr>
     </w:p>
-    <w:p xmlns:wp14="http://schemas.microsoft.com/office/word/2010/wordml" wp14:textId="420D875C">
+    <w:p xmlns:wp14="http://schemas.microsoft.com/office/word/2010/wordml" wp14:textId="0D171DD6">
       <w:pPr>
         <w:spacing w:before="0" w:beforeAutospacing="off" w:after="0" w:afterAutospacing="off" w:line="240" w:lineRule="auto"/>
         <w:jc w:val="center"/>
-        <w:rPr>
-          <w:rFonts w:ascii="Times New Roman" w:hAnsi="Times New Roman" w:eastAsia="Times New Roman" w:cs="Times New Roman"/>
-          <w:b w:val="0"/>
-          <w:bCs w:val="0"/>
-          <w:i w:val="0"/>
-          <w:iCs w:val="0"/>
-          <w:strike w:val="0"/>
-          <w:dstrike w:val="0"/>
-          <w:noProof w:val="0"/>
-          <w:color w:val="000000" w:themeColor="text1" w:themeTint="FF" w:themeShade="FF"/>
-          <w:sz w:val="24"/>
-          <w:szCs w:val="24"/>
-          <w:u w:val="none"/>
-          <w:lang w:val="uk"/>
-        </w:rPr>
       </w:pPr>
       <w:r>
         <w:drawing>
-          <wp:inline xmlns:wp14="http://schemas.microsoft.com/office/word/2010/wordprocessingDrawing" wp14:editId="19FFB46E" wp14:anchorId="56D21A23">
-            <wp:extent cx="5030437" cy="4333056"/>
+          <wp:inline xmlns:wp14="http://schemas.microsoft.com/office/word/2010/wordprocessingDrawing" wp14:editId="2B41D8B9" wp14:anchorId="744B6804">
+            <wp:extent cx="3952875" cy="5724525"/>
             <wp:effectExtent l="0" t="0" r="0" b="0"/>
-            <wp:docPr id="1673617235" name="drawing"/>
+            <wp:docPr id="20037235" name="drawing"/>
             <wp:cNvGraphicFramePr>
               <a:graphicFrameLocks noChangeAspect="1"/>
             </wp:cNvGraphicFramePr>
@@ -6439,11 +6424,11 @@
               <a:graphicData xmlns:a="http://schemas.openxmlformats.org/drawingml/2006/main" uri="http://schemas.openxmlformats.org/drawingml/2006/picture">
                 <pic:pic xmlns:pic="http://schemas.openxmlformats.org/drawingml/2006/picture">
                   <pic:nvPicPr>
-                    <pic:cNvPr id="1673617235" name="Picture 1673617235"/>
+                    <pic:cNvPr id="20037235" name="Picture 20037235"/>
                     <pic:cNvPicPr/>
                   </pic:nvPicPr>
                   <pic:blipFill>
-                    <a:blip xmlns:r="http://schemas.openxmlformats.org/officeDocument/2006/relationships" r:embed="rId1567650497">
+                    <a:blip xmlns:r="http://schemas.openxmlformats.org/officeDocument/2006/relationships" r:embed="rId1985797991">
                       <a:extLst>
                         <a:ext uri="{28A0092B-C50C-407E-A947-70E740481C1C}">
                           <a14:useLocalDpi xmlns:a14="http://schemas.microsoft.com/office/drawing/2010/main"/>
@@ -6455,9 +6440,9 @@
                     </a:stretch>
                   </pic:blipFill>
                   <pic:spPr>
-                    <a:xfrm rot="0">
+                    <a:xfrm>
                       <a:off x="0" y="0"/>
-                      <a:ext cx="5030437" cy="4333056"/>
+                      <a:ext cx="3952875" cy="5724525"/>
                     </a:xfrm>
                     <a:prstGeom prst="rect">
                       <a:avLst/>
